--- a/docs/Others/SQLbyClaude.docx
+++ b/docs/Others/SQLbyClaude.docx
@@ -20878,6 +20878,176 @@
       <w:pPr>
         <w:spacing w:after="120"/>
       </w:pPr>
+    </w:p>
+    <w:p>
+      <w:r>
+        <w:br w:type="page"/>
+      </w:r>
+    </w:p>
+    <w:p>
+      <w:pPr>
+        <w:pageBreakBefore/>
+        <w:pBdr>
+          <w:bottom w:val="single" w:sz="6" w:space="1" w:color="2E86C1"/>
+        </w:pBdr>
+        <w:spacing w:after="120"/>
+      </w:pPr>
+      <w:r>
+        <w:rPr>
+          <w:b/>
+          <w:color w:val="000000"/>
+          <w:sz w:val="44"/>
+        </w:rPr>
+        <w:lastRenderedPageBreak/>
+        <w:t>4. JOINs</w:t>
+      </w:r>
+      <w:r>
+        <w:rPr>
+          <w:b/>
+          <w:color w:val="000000"/>
+          <w:sz w:val="44"/>
+        </w:rPr>
+        <w:t xml:space="preserve"> </w:t>
+      </w:r>
+      <w:r>
+        <w:rPr>
+          <w:b/>
+          <w:color w:val="000000"/>
+          <w:sz w:val="44"/>
+        </w:rPr>
+        <w:t>&amp; Subqueries &amp; CTEs examples</w:t>
+      </w:r>
+    </w:p>
+    <w:p/>
+    <w:p>
+      <w:r>
+        <w:rPr>
+          <w:noProof/>
+        </w:rPr>
+        <w:drawing>
+          <wp:inline distT="0" distB="0" distL="0" distR="0" wp14:anchorId="7DE6FAE2" wp14:editId="251D30DA">
+            <wp:extent cx="6858000" cy="2346325"/>
+            <wp:effectExtent l="0" t="0" r="0" b="0"/>
+            <wp:docPr id="3" name="Picture 3"/>
+            <wp:cNvGraphicFramePr>
+              <a:graphicFrameLocks xmlns:a="http://schemas.openxmlformats.org/drawingml/2006/main" noChangeAspect="1"/>
+            </wp:cNvGraphicFramePr>
+            <a:graphic xmlns:a="http://schemas.openxmlformats.org/drawingml/2006/main">
+              <a:graphicData uri="http://schemas.openxmlformats.org/drawingml/2006/picture">
+                <pic:pic xmlns:pic="http://schemas.openxmlformats.org/drawingml/2006/picture">
+                  <pic:nvPicPr>
+                    <pic:cNvPr id="3" name="Picture 3"/>
+                    <pic:cNvPicPr/>
+                  </pic:nvPicPr>
+                  <pic:blipFill>
+                    <a:blip r:embed="rId6"/>
+                    <a:stretch>
+                      <a:fillRect/>
+                    </a:stretch>
+                  </pic:blipFill>
+                  <pic:spPr>
+                    <a:xfrm>
+                      <a:off x="0" y="0"/>
+                      <a:ext cx="6858000" cy="2346325"/>
+                    </a:xfrm>
+                    <a:prstGeom prst="rect">
+                      <a:avLst/>
+                    </a:prstGeom>
+                  </pic:spPr>
+                </pic:pic>
+              </a:graphicData>
+            </a:graphic>
+          </wp:inline>
+        </w:drawing>
+      </w:r>
+    </w:p>
+    <w:p>
+      <w:r>
+        <w:rPr>
+          <w:noProof/>
+        </w:rPr>
+        <w:drawing>
+          <wp:inline distT="0" distB="0" distL="0" distR="0" wp14:anchorId="2C59D968" wp14:editId="0EE12CA5">
+            <wp:extent cx="6858000" cy="5156200"/>
+            <wp:effectExtent l="0" t="0" r="0" b="6350"/>
+            <wp:docPr id="1" name="Picture 1"/>
+            <wp:cNvGraphicFramePr>
+              <a:graphicFrameLocks xmlns:a="http://schemas.openxmlformats.org/drawingml/2006/main" noChangeAspect="1"/>
+            </wp:cNvGraphicFramePr>
+            <a:graphic xmlns:a="http://schemas.openxmlformats.org/drawingml/2006/main">
+              <a:graphicData uri="http://schemas.openxmlformats.org/drawingml/2006/picture">
+                <pic:pic xmlns:pic="http://schemas.openxmlformats.org/drawingml/2006/picture">
+                  <pic:nvPicPr>
+                    <pic:cNvPr id="1" name="Picture 1"/>
+                    <pic:cNvPicPr/>
+                  </pic:nvPicPr>
+                  <pic:blipFill>
+                    <a:blip r:embed="rId7"/>
+                    <a:stretch>
+                      <a:fillRect/>
+                    </a:stretch>
+                  </pic:blipFill>
+                  <pic:spPr>
+                    <a:xfrm>
+                      <a:off x="0" y="0"/>
+                      <a:ext cx="6858000" cy="5156200"/>
+                    </a:xfrm>
+                    <a:prstGeom prst="rect">
+                      <a:avLst/>
+                    </a:prstGeom>
+                  </pic:spPr>
+                </pic:pic>
+              </a:graphicData>
+            </a:graphic>
+          </wp:inline>
+        </w:drawing>
+      </w:r>
+    </w:p>
+    <w:p>
+      <w:pPr>
+        <w:spacing w:after="120"/>
+      </w:pPr>
+      <w:r>
+        <w:rPr>
+          <w:noProof/>
+        </w:rPr>
+        <w:lastRenderedPageBreak/>
+        <w:drawing>
+          <wp:inline distT="0" distB="0" distL="0" distR="0" wp14:anchorId="543D24AA" wp14:editId="30F489F0">
+            <wp:extent cx="6858000" cy="4421505"/>
+            <wp:effectExtent l="0" t="0" r="0" b="0"/>
+            <wp:docPr id="2" name="Picture 2"/>
+            <wp:cNvGraphicFramePr>
+              <a:graphicFrameLocks xmlns:a="http://schemas.openxmlformats.org/drawingml/2006/main" noChangeAspect="1"/>
+            </wp:cNvGraphicFramePr>
+            <a:graphic xmlns:a="http://schemas.openxmlformats.org/drawingml/2006/main">
+              <a:graphicData uri="http://schemas.openxmlformats.org/drawingml/2006/picture">
+                <pic:pic xmlns:pic="http://schemas.openxmlformats.org/drawingml/2006/picture">
+                  <pic:nvPicPr>
+                    <pic:cNvPr id="2" name="Picture 2"/>
+                    <pic:cNvPicPr/>
+                  </pic:nvPicPr>
+                  <pic:blipFill>
+                    <a:blip r:embed="rId8"/>
+                    <a:stretch>
+                      <a:fillRect/>
+                    </a:stretch>
+                  </pic:blipFill>
+                  <pic:spPr>
+                    <a:xfrm>
+                      <a:off x="0" y="0"/>
+                      <a:ext cx="6858000" cy="4421505"/>
+                    </a:xfrm>
+                    <a:prstGeom prst="rect">
+                      <a:avLst/>
+                    </a:prstGeom>
+                  </pic:spPr>
+                </pic:pic>
+              </a:graphicData>
+            </a:graphic>
+          </wp:inline>
+        </w:drawing>
+      </w:r>
     </w:p>
     <w:sectPr>
       <w:pgSz w:w="12240" w:h="15840"/>
